--- a/docs/general-english/A2/release/units/a22-u17.docx
+++ b/docs/general-english/A2/release/units/a22-u17.docx
@@ -3397,7 +3397,7 @@
               <w:jc w:val="left"/>
             </w:pPr>
             <w:r>
-              <w:t xml:space="preserve">the maker matters, so the maker goes first</w:t>
+              <w:t xml:space="preserve">how it was made matters, and the maker does not</w:t>
             </w:r>
           </w:p>
         </w:tc>
@@ -3437,7 +3437,7 @@
               <w:jc w:val="left"/>
             </w:pPr>
             <w:r>
-              <w:t xml:space="preserve">how it was made matters, and the maker does not</w:t>
+              <w:t xml:space="preserve">we know somebody did it, and we are not saying who</w:t>
             </w:r>
           </w:p>
         </w:tc>
@@ -3477,7 +3477,7 @@
               <w:jc w:val="left"/>
             </w:pPr>
             <w:r>
-              <w:t xml:space="preserve">we know somebody did it, and we are not saying who</w:t>
+              <w:t xml:space="preserve">the material is the point</w:t>
             </w:r>
           </w:p>
         </w:tc>
@@ -3517,7 +3517,7 @@
               <w:jc w:val="left"/>
             </w:pPr>
             <w:r>
-              <w:t xml:space="preserve">nobody knows who, and nobody is asking</w:t>
+              <w:t xml:space="preserve">the maker matters, so the maker goes first</w:t>
             </w:r>
           </w:p>
         </w:tc>
@@ -3557,7 +3557,7 @@
               <w:jc w:val="left"/>
             </w:pPr>
             <w:r>
-              <w:t xml:space="preserve">the material is the point</w:t>
+              <w:t xml:space="preserve">how much the thing cost</w:t>
             </w:r>
           </w:p>
         </w:tc>
@@ -3597,7 +3597,7 @@
               <w:jc w:val="left"/>
             </w:pPr>
             <w:r>
-              <w:t xml:space="preserve">how much the thing cost</w:t>
+              <w:t xml:space="preserve">nobody knows who, and nobody is asking</w:t>
             </w:r>
           </w:p>
         </w:tc>
@@ -3834,7 +3834,7 @@
           <wp:inline>
             <wp:extent cx="5724525" cy="1390650"/>
             <wp:effectExtent b="0" l="0" r="0" t="0"/>
-            <wp:docPr descr="The four words of the fill-in word bank, in bank order, each drawn: cloth, produce, glass, recycle." title="" id="45" name="Picture"/>
+            <wp:docPr descr="The four words of the fill-in word bank, in bank order, each drawn: glass, cloth, produce, recycle." title="" id="45" name="Picture"/>
             <a:graphic>
               <a:graphicData uri="http://schemas.openxmlformats.org/drawingml/2006/picture">
                 <pic:pic>
@@ -3928,7 +3928,7 @@
         <w:t xml:space="preserve"> </w:t>
       </w:r>
       <w:r>
-        <w:t xml:space="preserve">cloth | produce | glass | recycle</w:t>
+        <w:t xml:space="preserve">glass | cloth | produce | recycle</w:t>
       </w:r>
     </w:p>
     <w:p>
@@ -5144,7 +5144,7 @@
       <w:r>
         <w:drawing>
           <wp:inline>
-            <wp:extent cx="5724525" cy="2009775"/>
+            <wp:extent cx="5724525" cy="2286000"/>
             <wp:effectExtent b="0" l="0" r="0" t="0"/>
             <wp:docPr descr="The four sentences of this task as chips above two empty bins, one for the sentences that name the maker and one for the sentences that do not. Which chip goes in which bin is the exercise, so none of them is placed." title="" id="60" name="Picture"/>
             <a:graphic>
@@ -5165,7 +5165,7 @@
                   <pic:spPr bwMode="auto">
                     <a:xfrm>
                       <a:off x="0" y="0"/>
-                      <a:ext cx="5724525" cy="2009775"/>
+                      <a:ext cx="5724525" cy="2286000"/>
                     </a:xfrm>
                     <a:prstGeom prst="rect">
                       <a:avLst/>
@@ -5371,7 +5371,7 @@
       <w:r>
         <w:drawing>
           <wp:inline>
-            <wp:extent cx="5724525" cy="1857375"/>
+            <wp:extent cx="5724525" cy="2190750"/>
             <wp:effectExtent b="0" l="0" r="0" t="0"/>
             <wp:docPr descr="One correction worked through -- the wrong form struck out and the right one beside it -- and then three more sentences with an empty line for the learner to write the correct form." title="" id="63" name="Picture"/>
             <a:graphic>
@@ -5392,7 +5392,7 @@
                   <pic:spPr bwMode="auto">
                     <a:xfrm>
                       <a:off x="0" y="0"/>
-                      <a:ext cx="5724525" cy="1857375"/>
+                      <a:ext cx="5724525" cy="2190750"/>
                     </a:xfrm>
                     <a:prstGeom prst="rect">
                       <a:avLst/>
@@ -11768,7 +11768,7 @@
       <w:r>
         <w:drawing>
           <wp:inline>
-            <wp:extent cx="5724525" cy="2295525"/>
+            <wp:extent cx="5724525" cy="2466975"/>
             <wp:effectExtent b="0" l="0" r="0" t="0"/>
             <wp:docPr descr="The decision task as one question and three branches, with what each one costs: finish it badly, because a bad finished thing can be used and a good half-made one cannot; throw it away and learn nothing; or leave it, and the next one goes on waiting for this one." title="" id="132" name="Picture"/>
             <a:graphic>
@@ -11789,7 +11789,7 @@
                   <pic:spPr bwMode="auto">
                     <a:xfrm>
                       <a:off x="0" y="0"/>
-                      <a:ext cx="5724525" cy="2295525"/>
+                      <a:ext cx="5724525" cy="2466975"/>
                     </a:xfrm>
                     <a:prstGeom prst="rect">
                       <a:avLst/>
@@ -11967,7 +11967,7 @@
           <wp:inline>
             <wp:extent cx="5724525" cy="2095500"/>
             <wp:effectExtent b="0" l="0" r="0" t="0"/>
-            <wp:docPr descr="The eight words of the spiral review bank, in bank order: material, metal, plastic, recycle, was made, is produced, century, pain." title="" id="135" name="Picture"/>
+            <wp:docPr descr="The eight words of the spiral review bank, in bank order: recycle, pain, material, is produced, plastic, metal, was made, century." title="" id="135" name="Picture"/>
             <a:graphic>
               <a:graphicData uri="http://schemas.openxmlformats.org/drawingml/2006/picture">
                 <pic:pic>
@@ -12086,7 +12086,7 @@
         <w:t xml:space="preserve"> </w:t>
       </w:r>
       <w:r>
-        <w:t xml:space="preserve">material | metal | plastic | recycle | was made | is produced | century | pain</w:t>
+        <w:t xml:space="preserve">recycle | pain | material | is produced | plastic | metal | was made | century</w:t>
       </w:r>
     </w:p>
     <w:p>
